--- a/整改需求.docx
+++ b/整改需求.docx
@@ -150,14 +150,8 @@
           <w:lang w:val="en-US" w:eastAsia="zh-CN"/>
         </w:rPr>
       </w:pPr>
-    </w:p>
-    <w:p>
-      <w:pPr>
-        <w:rPr>
-          <w:rFonts w:hint="eastAsia"/>
-          <w:lang w:val="en-US" w:eastAsia="zh-CN"/>
-        </w:rPr>
-      </w:pPr>
+      <w:bookmarkStart w:id="0" w:name="_GoBack"/>
+      <w:bookmarkEnd w:id="0"/>
     </w:p>
     <w:p>
       <w:pPr>
@@ -216,6 +210,7 @@
       <w:pPr>
         <w:widowControl w:val="0"/>
         <w:numPr>
+          <w:ilvl w:val="0"/>
           <w:numId w:val="0"/>
         </w:numPr>
         <w:jc w:val="both"/>
@@ -240,7 +235,9 @@
         </w:tblBorders>
         <w:tblLayout w:type="autofit"/>
         <w:tblCellMar>
+          <w:top w:w="0" w:type="dxa"/>
           <w:left w:w="108" w:type="dxa"/>
+          <w:bottom w:w="0" w:type="dxa"/>
           <w:right w:w="108" w:type="dxa"/>
         </w:tblCellMar>
       </w:tblPr>
@@ -260,7 +257,9 @@
             <w:insideV w:val="single" w:color="auto" w:sz="4" w:space="0"/>
           </w:tblBorders>
           <w:tblCellMar>
+            <w:top w:w="0" w:type="dxa"/>
             <w:left w:w="108" w:type="dxa"/>
+            <w:bottom w:w="0" w:type="dxa"/>
             <w:right w:w="108" w:type="dxa"/>
           </w:tblCellMar>
         </w:tblPrEx>
@@ -272,6 +271,7 @@
             <w:pPr>
               <w:widowControl w:val="0"/>
               <w:numPr>
+                <w:ilvl w:val="0"/>
                 <w:numId w:val="0"/>
               </w:numPr>
               <w:jc w:val="both"/>
@@ -299,6 +299,7 @@
             <w:pPr>
               <w:widowControl w:val="0"/>
               <w:numPr>
+                <w:ilvl w:val="0"/>
                 <w:numId w:val="0"/>
               </w:numPr>
               <w:jc w:val="both"/>
@@ -326,6 +327,7 @@
             <w:pPr>
               <w:widowControl w:val="0"/>
               <w:numPr>
+                <w:ilvl w:val="0"/>
                 <w:numId w:val="0"/>
               </w:numPr>
               <w:jc w:val="both"/>
@@ -357,7 +359,9 @@
             <w:insideV w:val="single" w:color="auto" w:sz="4" w:space="0"/>
           </w:tblBorders>
           <w:tblCellMar>
+            <w:top w:w="0" w:type="dxa"/>
             <w:left w:w="108" w:type="dxa"/>
+            <w:bottom w:w="0" w:type="dxa"/>
             <w:right w:w="108" w:type="dxa"/>
           </w:tblCellMar>
         </w:tblPrEx>
@@ -369,6 +373,7 @@
             <w:pPr>
               <w:widowControl w:val="0"/>
               <w:numPr>
+                <w:ilvl w:val="0"/>
                 <w:numId w:val="0"/>
               </w:numPr>
               <w:jc w:val="both"/>
@@ -396,6 +401,7 @@
             <w:pPr>
               <w:widowControl w:val="0"/>
               <w:numPr>
+                <w:ilvl w:val="0"/>
                 <w:numId w:val="0"/>
               </w:numPr>
               <w:jc w:val="both"/>
@@ -421,6 +427,7 @@
             <w:pPr>
               <w:widowControl w:val="0"/>
               <w:numPr>
+                <w:ilvl w:val="0"/>
                 <w:numId w:val="0"/>
               </w:numPr>
               <w:jc w:val="both"/>
@@ -450,7 +457,9 @@
             <w:insideV w:val="single" w:color="auto" w:sz="4" w:space="0"/>
           </w:tblBorders>
           <w:tblCellMar>
+            <w:top w:w="0" w:type="dxa"/>
             <w:left w:w="108" w:type="dxa"/>
+            <w:bottom w:w="0" w:type="dxa"/>
             <w:right w:w="108" w:type="dxa"/>
           </w:tblCellMar>
         </w:tblPrEx>
@@ -497,25 +506,37 @@
             <w:pPr>
               <w:widowControl w:val="0"/>
               <w:numPr>
-                <w:numId w:val="0"/>
-              </w:numPr>
-              <w:jc w:val="both"/>
-              <w:rPr>
-                <w:rFonts w:hint="default"/>
-                <w:vertAlign w:val="baseline"/>
-                <w:lang w:val="en-US" w:eastAsia="zh-CN"/>
-              </w:rPr>
-            </w:pPr>
-          </w:p>
-        </w:tc>
-        <w:tc>
-          <w:tcPr>
-            <w:tcW w:w="2841" w:type="dxa"/>
-          </w:tcPr>
-          <w:p>
-            <w:pPr>
-              <w:widowControl w:val="0"/>
-              <w:numPr>
+                <w:ilvl w:val="0"/>
+                <w:numId w:val="0"/>
+              </w:numPr>
+              <w:jc w:val="both"/>
+              <w:rPr>
+                <w:rFonts w:hint="default"/>
+                <w:color w:val="0000FF"/>
+                <w:vertAlign w:val="baseline"/>
+                <w:lang w:val="en-US" w:eastAsia="zh-CN"/>
+              </w:rPr>
+            </w:pPr>
+            <w:r>
+              <w:rPr>
+                <w:rFonts w:hint="eastAsia"/>
+                <w:color w:val="0000FF"/>
+                <w:vertAlign w:val="baseline"/>
+                <w:lang w:val="en-US" w:eastAsia="zh-CN"/>
+              </w:rPr>
+              <w:t>STATIONCODE</w:t>
+            </w:r>
+          </w:p>
+        </w:tc>
+        <w:tc>
+          <w:tcPr>
+            <w:tcW w:w="2841" w:type="dxa"/>
+          </w:tcPr>
+          <w:p>
+            <w:pPr>
+              <w:widowControl w:val="0"/>
+              <w:numPr>
+                <w:ilvl w:val="0"/>
                 <w:numId w:val="0"/>
               </w:numPr>
               <w:jc w:val="both"/>
@@ -545,7 +566,9 @@
             <w:insideV w:val="single" w:color="auto" w:sz="4" w:space="0"/>
           </w:tblBorders>
           <w:tblCellMar>
+            <w:top w:w="0" w:type="dxa"/>
             <w:left w:w="108" w:type="dxa"/>
+            <w:bottom w:w="0" w:type="dxa"/>
             <w:right w:w="108" w:type="dxa"/>
           </w:tblCellMar>
         </w:tblPrEx>
@@ -592,18 +615,21 @@
             <w:pPr>
               <w:widowControl w:val="0"/>
               <w:numPr>
-                <w:numId w:val="0"/>
-              </w:numPr>
-              <w:jc w:val="both"/>
-              <w:rPr>
-                <w:rFonts w:hint="default"/>
-                <w:vertAlign w:val="baseline"/>
-                <w:lang w:val="en-US" w:eastAsia="zh-CN"/>
-              </w:rPr>
-            </w:pPr>
-            <w:r>
-              <w:rPr>
-                <w:rFonts w:hint="eastAsia"/>
+                <w:ilvl w:val="0"/>
+                <w:numId w:val="0"/>
+              </w:numPr>
+              <w:jc w:val="both"/>
+              <w:rPr>
+                <w:rFonts w:hint="default"/>
+                <w:color w:val="0000FF"/>
+                <w:vertAlign w:val="baseline"/>
+                <w:lang w:val="en-US" w:eastAsia="zh-CN"/>
+              </w:rPr>
+            </w:pPr>
+            <w:r>
+              <w:rPr>
+                <w:rFonts w:hint="eastAsia"/>
+                <w:color w:val="0000FF"/>
                 <w:vertAlign w:val="baseline"/>
                 <w:lang w:val="en-US" w:eastAsia="zh-CN"/>
               </w:rPr>
@@ -619,6 +645,7 @@
             <w:pPr>
               <w:widowControl w:val="0"/>
               <w:numPr>
+                <w:ilvl w:val="0"/>
                 <w:numId w:val="0"/>
               </w:numPr>
               <w:jc w:val="both"/>
@@ -649,14 +676,16 @@
             <w:insideV w:val="single" w:color="auto" w:sz="4" w:space="0"/>
           </w:tblBorders>
           <w:tblCellMar>
+            <w:top w:w="0" w:type="dxa"/>
             <w:left w:w="108" w:type="dxa"/>
+            <w:bottom w:w="0" w:type="dxa"/>
             <w:right w:w="108" w:type="dxa"/>
           </w:tblCellMar>
         </w:tblPrEx>
         <w:tc>
           <w:tcPr>
             <w:tcW w:w="2840" w:type="dxa"/>
-            <w:shd w:val="clear"/>
+            <w:shd w:val="clear" w:color="auto" w:fill="auto"/>
             <w:vAlign w:val="top"/>
           </w:tcPr>
           <w:p>
@@ -693,7 +722,7 @@
         <w:tc>
           <w:tcPr>
             <w:tcW w:w="2841" w:type="dxa"/>
-            <w:shd w:val="clear"/>
+            <w:shd w:val="clear" w:color="auto" w:fill="auto"/>
             <w:vAlign w:val="top"/>
           </w:tcPr>
           <w:p>
@@ -725,7 +754,7 @@
         <w:tc>
           <w:tcPr>
             <w:tcW w:w="2841" w:type="dxa"/>
-            <w:shd w:val="clear"/>
+            <w:shd w:val="clear" w:color="auto" w:fill="auto"/>
             <w:vAlign w:val="top"/>
           </w:tcPr>
           <w:p>
@@ -766,7 +795,9 @@
             <w:insideV w:val="single" w:color="auto" w:sz="4" w:space="0"/>
           </w:tblBorders>
           <w:tblCellMar>
+            <w:top w:w="0" w:type="dxa"/>
             <w:left w:w="108" w:type="dxa"/>
+            <w:bottom w:w="0" w:type="dxa"/>
             <w:right w:w="108" w:type="dxa"/>
           </w:tblCellMar>
         </w:tblPrEx>
@@ -778,6 +809,7 @@
             <w:pPr>
               <w:widowControl w:val="0"/>
               <w:numPr>
+                <w:ilvl w:val="0"/>
                 <w:numId w:val="0"/>
               </w:numPr>
               <w:jc w:val="both"/>
@@ -800,7 +832,7 @@
         <w:tc>
           <w:tcPr>
             <w:tcW w:w="2841" w:type="dxa"/>
-            <w:shd w:val="clear"/>
+            <w:shd w:val="clear" w:color="auto" w:fill="auto"/>
             <w:vAlign w:val="top"/>
           </w:tcPr>
           <w:p>
@@ -832,7 +864,7 @@
         <w:tc>
           <w:tcPr>
             <w:tcW w:w="2841" w:type="dxa"/>
-            <w:shd w:val="clear"/>
+            <w:shd w:val="clear" w:color="auto" w:fill="auto"/>
             <w:vAlign w:val="top"/>
           </w:tcPr>
           <w:p>
@@ -873,7 +905,9 @@
             <w:insideV w:val="single" w:color="auto" w:sz="4" w:space="0"/>
           </w:tblBorders>
           <w:tblCellMar>
+            <w:top w:w="0" w:type="dxa"/>
             <w:left w:w="108" w:type="dxa"/>
+            <w:bottom w:w="0" w:type="dxa"/>
             <w:right w:w="108" w:type="dxa"/>
           </w:tblCellMar>
         </w:tblPrEx>
@@ -885,6 +919,7 @@
             <w:pPr>
               <w:widowControl w:val="0"/>
               <w:numPr>
+                <w:ilvl w:val="0"/>
                 <w:numId w:val="0"/>
               </w:numPr>
               <w:jc w:val="both"/>
@@ -907,7 +942,7 @@
         <w:tc>
           <w:tcPr>
             <w:tcW w:w="2841" w:type="dxa"/>
-            <w:shd w:val="clear"/>
+            <w:shd w:val="clear" w:color="auto" w:fill="auto"/>
             <w:vAlign w:val="top"/>
           </w:tcPr>
           <w:p>
@@ -939,7 +974,7 @@
         <w:tc>
           <w:tcPr>
             <w:tcW w:w="2841" w:type="dxa"/>
-            <w:shd w:val="clear"/>
+            <w:shd w:val="clear" w:color="auto" w:fill="auto"/>
             <w:vAlign w:val="top"/>
           </w:tcPr>
           <w:p>
@@ -980,7 +1015,9 @@
             <w:insideV w:val="single" w:color="auto" w:sz="4" w:space="0"/>
           </w:tblBorders>
           <w:tblCellMar>
+            <w:top w:w="0" w:type="dxa"/>
             <w:left w:w="108" w:type="dxa"/>
+            <w:bottom w:w="0" w:type="dxa"/>
             <w:right w:w="108" w:type="dxa"/>
           </w:tblCellMar>
         </w:tblPrEx>
@@ -992,6 +1029,7 @@
             <w:pPr>
               <w:widowControl w:val="0"/>
               <w:numPr>
+                <w:ilvl w:val="0"/>
                 <w:numId w:val="0"/>
               </w:numPr>
               <w:jc w:val="both"/>
@@ -1079,7 +1117,9 @@
             <w:insideV w:val="single" w:color="auto" w:sz="4" w:space="0"/>
           </w:tblBorders>
           <w:tblCellMar>
+            <w:top w:w="0" w:type="dxa"/>
             <w:left w:w="108" w:type="dxa"/>
+            <w:bottom w:w="0" w:type="dxa"/>
             <w:right w:w="108" w:type="dxa"/>
           </w:tblCellMar>
         </w:tblPrEx>
@@ -1091,6 +1131,7 @@
             <w:pPr>
               <w:widowControl w:val="0"/>
               <w:numPr>
+                <w:ilvl w:val="0"/>
                 <w:numId w:val="0"/>
               </w:numPr>
               <w:jc w:val="both"/>
@@ -1177,7 +1218,9 @@
             <w:insideV w:val="single" w:color="auto" w:sz="4" w:space="0"/>
           </w:tblBorders>
           <w:tblCellMar>
+            <w:top w:w="0" w:type="dxa"/>
             <w:left w:w="108" w:type="dxa"/>
+            <w:bottom w:w="0" w:type="dxa"/>
             <w:right w:w="108" w:type="dxa"/>
           </w:tblCellMar>
         </w:tblPrEx>
@@ -1189,6 +1232,7 @@
             <w:pPr>
               <w:widowControl w:val="0"/>
               <w:numPr>
+                <w:ilvl w:val="0"/>
                 <w:numId w:val="0"/>
               </w:numPr>
               <w:jc w:val="both"/>
@@ -1276,7 +1320,9 @@
             <w:insideV w:val="single" w:color="auto" w:sz="4" w:space="0"/>
           </w:tblBorders>
           <w:tblCellMar>
+            <w:top w:w="0" w:type="dxa"/>
             <w:left w:w="108" w:type="dxa"/>
+            <w:bottom w:w="0" w:type="dxa"/>
             <w:right w:w="108" w:type="dxa"/>
           </w:tblCellMar>
         </w:tblPrEx>
@@ -1288,6 +1334,7 @@
             <w:pPr>
               <w:widowControl w:val="0"/>
               <w:numPr>
+                <w:ilvl w:val="0"/>
                 <w:numId w:val="0"/>
               </w:numPr>
               <w:jc w:val="both"/>
@@ -1375,7 +1422,9 @@
             <w:insideV w:val="single" w:color="auto" w:sz="4" w:space="0"/>
           </w:tblBorders>
           <w:tblCellMar>
+            <w:top w:w="0" w:type="dxa"/>
             <w:left w:w="108" w:type="dxa"/>
+            <w:bottom w:w="0" w:type="dxa"/>
             <w:right w:w="108" w:type="dxa"/>
           </w:tblCellMar>
         </w:tblPrEx>
@@ -1387,6 +1436,7 @@
             <w:pPr>
               <w:widowControl w:val="0"/>
               <w:numPr>
+                <w:ilvl w:val="0"/>
                 <w:numId w:val="0"/>
               </w:numPr>
               <w:jc w:val="both"/>
@@ -1474,7 +1524,9 @@
             <w:insideV w:val="single" w:color="auto" w:sz="4" w:space="0"/>
           </w:tblBorders>
           <w:tblCellMar>
+            <w:top w:w="0" w:type="dxa"/>
             <w:left w:w="108" w:type="dxa"/>
+            <w:bottom w:w="0" w:type="dxa"/>
             <w:right w:w="108" w:type="dxa"/>
           </w:tblCellMar>
         </w:tblPrEx>
@@ -1486,6 +1538,7 @@
             <w:pPr>
               <w:widowControl w:val="0"/>
               <w:numPr>
+                <w:ilvl w:val="0"/>
                 <w:numId w:val="0"/>
               </w:numPr>
               <w:jc w:val="both"/>
@@ -1573,7 +1626,9 @@
             <w:insideV w:val="single" w:color="auto" w:sz="4" w:space="0"/>
           </w:tblBorders>
           <w:tblCellMar>
+            <w:top w:w="0" w:type="dxa"/>
             <w:left w:w="108" w:type="dxa"/>
+            <w:bottom w:w="0" w:type="dxa"/>
             <w:right w:w="108" w:type="dxa"/>
           </w:tblCellMar>
         </w:tblPrEx>
@@ -1585,6 +1640,7 @@
             <w:pPr>
               <w:widowControl w:val="0"/>
               <w:numPr>
+                <w:ilvl w:val="0"/>
                 <w:numId w:val="0"/>
               </w:numPr>
               <w:jc w:val="both"/>
@@ -1672,7 +1728,9 @@
             <w:insideV w:val="single" w:color="auto" w:sz="4" w:space="0"/>
           </w:tblBorders>
           <w:tblCellMar>
+            <w:top w:w="0" w:type="dxa"/>
             <w:left w:w="108" w:type="dxa"/>
+            <w:bottom w:w="0" w:type="dxa"/>
             <w:right w:w="108" w:type="dxa"/>
           </w:tblCellMar>
         </w:tblPrEx>
@@ -1684,6 +1742,7 @@
             <w:pPr>
               <w:widowControl w:val="0"/>
               <w:numPr>
+                <w:ilvl w:val="0"/>
                 <w:numId w:val="0"/>
               </w:numPr>
               <w:jc w:val="both"/>
@@ -1775,7 +1834,9 @@
             <w:insideV w:val="single" w:color="auto" w:sz="4" w:space="0"/>
           </w:tblBorders>
           <w:tblCellMar>
+            <w:top w:w="0" w:type="dxa"/>
             <w:left w:w="108" w:type="dxa"/>
+            <w:bottom w:w="0" w:type="dxa"/>
             <w:right w:w="108" w:type="dxa"/>
           </w:tblCellMar>
         </w:tblPrEx>
@@ -1787,6 +1848,7 @@
             <w:pPr>
               <w:widowControl w:val="0"/>
               <w:numPr>
+                <w:ilvl w:val="0"/>
                 <w:numId w:val="0"/>
               </w:numPr>
               <w:jc w:val="both"/>
@@ -1878,7 +1940,9 @@
             <w:insideV w:val="single" w:color="auto" w:sz="4" w:space="0"/>
           </w:tblBorders>
           <w:tblCellMar>
+            <w:top w:w="0" w:type="dxa"/>
             <w:left w:w="108" w:type="dxa"/>
+            <w:bottom w:w="0" w:type="dxa"/>
             <w:right w:w="108" w:type="dxa"/>
           </w:tblCellMar>
         </w:tblPrEx>
@@ -1897,20 +1961,29 @@
               <w:ind w:left="0" w:leftChars="0" w:firstLine="0" w:firstLineChars="0"/>
               <w:jc w:val="both"/>
               <w:rPr>
-                <w:rFonts w:hint="eastAsia"/>
-                <w:color w:val="0000FF"/>
-                <w:vertAlign w:val="baseline"/>
-                <w:lang w:val="en-US" w:eastAsia="zh-CN"/>
-              </w:rPr>
-            </w:pPr>
-            <w:r>
-              <w:rPr>
-                <w:rFonts w:hint="eastAsia"/>
-                <w:color w:val="0000FF"/>
-                <w:vertAlign w:val="baseline"/>
-                <w:lang w:val="en-US" w:eastAsia="zh-CN"/>
-              </w:rPr>
-              <w:t>压力峰值</w:t>
+                <w:rFonts w:hint="default"/>
+                <w:color w:val="0000FF"/>
+                <w:vertAlign w:val="baseline"/>
+                <w:lang w:eastAsia="zh-CN"/>
+              </w:rPr>
+            </w:pPr>
+            <w:r>
+              <w:rPr>
+                <w:rFonts w:hint="eastAsia"/>
+                <w:color w:val="0000FF"/>
+                <w:vertAlign w:val="baseline"/>
+                <w:lang w:val="en-US" w:eastAsia="zh-CN"/>
+              </w:rPr>
+              <w:t>压力</w:t>
+            </w:r>
+            <w:r>
+              <w:rPr>
+                <w:rFonts w:hint="default"/>
+                <w:color w:val="0000FF"/>
+                <w:vertAlign w:val="baseline"/>
+                <w:lang w:eastAsia="zh-CN"/>
+              </w:rPr>
+              <w:t>均值</w:t>
             </w:r>
           </w:p>
         </w:tc>
@@ -1986,7 +2059,9 @@
             <w:insideV w:val="single" w:color="auto" w:sz="4" w:space="0"/>
           </w:tblBorders>
           <w:tblCellMar>
+            <w:top w:w="0" w:type="dxa"/>
             <w:left w:w="108" w:type="dxa"/>
+            <w:bottom w:w="0" w:type="dxa"/>
             <w:right w:w="108" w:type="dxa"/>
           </w:tblCellMar>
         </w:tblPrEx>
@@ -2094,7 +2169,9 @@
             <w:insideV w:val="single" w:color="auto" w:sz="4" w:space="0"/>
           </w:tblBorders>
           <w:tblCellMar>
+            <w:top w:w="0" w:type="dxa"/>
             <w:left w:w="108" w:type="dxa"/>
+            <w:bottom w:w="0" w:type="dxa"/>
             <w:right w:w="108" w:type="dxa"/>
           </w:tblCellMar>
         </w:tblPrEx>
@@ -2201,7 +2278,9 @@
             <w:insideV w:val="single" w:color="auto" w:sz="4" w:space="0"/>
           </w:tblBorders>
           <w:tblCellMar>
+            <w:top w:w="0" w:type="dxa"/>
             <w:left w:w="108" w:type="dxa"/>
+            <w:bottom w:w="0" w:type="dxa"/>
             <w:right w:w="108" w:type="dxa"/>
           </w:tblCellMar>
         </w:tblPrEx>
@@ -2295,8 +2374,6 @@
               </w:rPr>
               <w:t>VARCHAR</w:t>
             </w:r>
-            <w:bookmarkStart w:id="0" w:name="_GoBack"/>
-            <w:bookmarkEnd w:id="0"/>
           </w:p>
         </w:tc>
       </w:tr>
@@ -2305,6 +2382,7 @@
       <w:pPr>
         <w:widowControl w:val="0"/>
         <w:numPr>
+          <w:ilvl w:val="0"/>
           <w:numId w:val="0"/>
         </w:numPr>
         <w:jc w:val="both"/>
@@ -2318,6 +2396,7 @@
       <w:pPr>
         <w:widowControl w:val="0"/>
         <w:numPr>
+          <w:ilvl w:val="0"/>
           <w:numId w:val="0"/>
         </w:numPr>
         <w:jc w:val="both"/>
